--- a/procdures_bd.docx
+++ b/procdures_bd.docx
@@ -1,8 +1,8 @@
 
 <file path=word/document.xml><?xml version="1.0" encoding="utf-8"?>
-<w:document xmlns:wpc="http://schemas.microsoft.com/office/word/2010/wordprocessingCanvas" xmlns:cx="http://schemas.microsoft.com/office/drawing/2014/chartex" xmlns:cx1="http://schemas.microsoft.com/office/drawing/2015/9/8/chartex" xmlns:cx2="http://schemas.microsoft.com/office/drawing/2015/10/21/chartex" xmlns:cx3="http://schemas.microsoft.com/office/drawing/2016/5/9/chartex" xmlns:cx4="http://schemas.microsoft.com/office/drawing/2016/5/10/chartex" xmlns:cx5="http://schemas.microsoft.com/office/drawing/2016/5/11/chartex" xmlns:cx6="http://schemas.microsoft.com/office/drawing/2016/5/12/chartex" xmlns:cx7="http://schemas.microsoft.com/office/drawing/2016/5/13/chartex" xmlns:cx8="http://schemas.microsoft.com/office/drawing/2016/5/14/chartex" xmlns:mc="http://schemas.openxmlformats.org/markup-compatibility/2006" xmlns:aink="http://schemas.microsoft.com/office/drawing/2016/ink" xmlns:am3d="http://schemas.microsoft.com/office/drawing/2017/model3d" xmlns:o="urn:schemas-microsoft-com:office:office" xmlns:r="http://schemas.openxmlformats.org/officeDocument/2006/relationships" xmlns:m="http://schemas.openxmlformats.org/officeDocument/2006/math" xmlns:v="urn:schemas-microsoft-com:vml" xmlns:wp14="http://schemas.microsoft.com/office/word/2010/wordprocessingDrawing" xmlns:wp="http://schemas.openxmlformats.org/drawingml/2006/wordprocessingDrawing" xmlns:w10="urn:schemas-microsoft-com:office:word" xmlns:w="http://schemas.openxmlformats.org/wordprocessingml/2006/main" xmlns:w14="http://schemas.microsoft.com/office/word/2010/wordml" xmlns:w15="http://schemas.microsoft.com/office/word/2012/wordml" xmlns:w16cid="http://schemas.microsoft.com/office/word/2016/wordml/cid" xmlns:w16se="http://schemas.microsoft.com/office/word/2015/wordml/symex" xmlns:wpg="http://schemas.microsoft.com/office/word/2010/wordprocessingGroup" xmlns:wpi="http://schemas.microsoft.com/office/word/2010/wordprocessingInk" xmlns:wne="http://schemas.microsoft.com/office/word/2006/wordml" xmlns:wps="http://schemas.microsoft.com/office/word/2010/wordprocessingShape" mc:Ignorable="w14 w15 w16se w16cid wp14">
+<w:document xmlns:wpc="http://schemas.microsoft.com/office/word/2010/wordprocessingCanvas" xmlns:cx="http://schemas.microsoft.com/office/drawing/2014/chartex" xmlns:cx1="http://schemas.microsoft.com/office/drawing/2015/9/8/chartex" xmlns:cx2="http://schemas.microsoft.com/office/drawing/2015/10/21/chartex" xmlns:cx3="http://schemas.microsoft.com/office/drawing/2016/5/9/chartex" xmlns:cx4="http://schemas.microsoft.com/office/drawing/2016/5/10/chartex" xmlns:cx5="http://schemas.microsoft.com/office/drawing/2016/5/11/chartex" xmlns:cx6="http://schemas.microsoft.com/office/drawing/2016/5/12/chartex" xmlns:cx7="http://schemas.microsoft.com/office/drawing/2016/5/13/chartex" xmlns:cx8="http://schemas.microsoft.com/office/drawing/2016/5/14/chartex" xmlns:mc="http://schemas.openxmlformats.org/markup-compatibility/2006" xmlns:aink="http://schemas.microsoft.com/office/drawing/2016/ink" xmlns:am3d="http://schemas.microsoft.com/office/drawing/2017/model3d" xmlns:o="urn:schemas-microsoft-com:office:office" xmlns:r="http://schemas.openxmlformats.org/officeDocument/2006/relationships" xmlns:m="http://schemas.openxmlformats.org/officeDocument/2006/math" xmlns:v="urn:schemas-microsoft-com:vml" xmlns:wp14="http://schemas.microsoft.com/office/word/2010/wordprocessingDrawing" xmlns:wp="http://schemas.openxmlformats.org/drawingml/2006/wordprocessingDrawing" xmlns:w10="urn:schemas-microsoft-com:office:word" xmlns:w="http://schemas.openxmlformats.org/wordprocessingml/2006/main" xmlns:w14="http://schemas.microsoft.com/office/word/2010/wordml" xmlns:w15="http://schemas.microsoft.com/office/word/2012/wordml" xmlns:w16cid="http://schemas.microsoft.com/office/word/2016/wordml/cid" xmlns:w16se="http://schemas.microsoft.com/office/word/2015/wordml/symex" xmlns:wpg="http://schemas.microsoft.com/office/word/2010/wordprocessingGroup" xmlns:wpi="http://schemas.microsoft.com/office/word/2010/wordprocessingInk" xmlns:wne="http://schemas.microsoft.com/office/word/2006/wordml" xmlns:wps="http://schemas.microsoft.com/office/word/2010/wordprocessingShape" xmlns:a="http://schemas.openxmlformats.org/drawingml/2006/main" xmlns:pic="http://schemas.openxmlformats.org/drawingml/2006/picture" xmlns:a14="http://schemas.microsoft.com/office/drawing/2010/main" mc:Ignorable="w14 w15 w16se w16cid wp14">
   <w:body>
-    <w:p>
+    <w:p xmlns:wp14="http://schemas.microsoft.com/office/word/2010/wordml" wp14:textId="77777777">
       <w:pPr>
         <w:pStyle w:val="Ttulo2"/>
         <w:jc w:val="center"/>
@@ -29,7 +29,7 @@
         <w:t>enrique</w:t>
       </w:r>
     </w:p>
-    <w:p>
+    <w:p xmlns:wp14="http://schemas.microsoft.com/office/word/2010/wordml" wp14:textId="77777777">
       <w:pPr>
         <w:pStyle w:val="Ttulo2"/>
         <w:jc w:val="center"/>
@@ -38,7 +38,7 @@
         </w:rPr>
       </w:pPr>
     </w:p>
-    <w:p>
+    <w:p xmlns:wp14="http://schemas.microsoft.com/office/word/2010/wordml" wp14:textId="77777777">
       <w:pPr>
         <w:pStyle w:val="Ttulo2"/>
         <w:jc w:val="center"/>
@@ -67,8 +67,8 @@
         <w:t xml:space="preserve"> server</w:t>
       </w:r>
     </w:p>
-    <w:p/>
-    <w:p>
+    <w:p xmlns:wp14="http://schemas.microsoft.com/office/word/2010/wordml" wp14:textId="77777777"/>
+    <w:p xmlns:wp14="http://schemas.microsoft.com/office/word/2010/wordml" wp14:textId="77777777">
       <w:pPr>
         <w:rPr>
           <w:rFonts w:ascii="Arial" w:hAnsi="Arial" w:cs="Arial"/>
@@ -231,20 +231,25 @@
       </w:r>
       <w:proofErr w:type="spellEnd"/>
     </w:p>
-    <w:p>
+    <w:p xmlns:wp14="http://schemas.microsoft.com/office/word/2010/wordml" wp14:textId="77777777">
       <w:r>
         <w:t xml:space="preserve">  </w:t>
       </w:r>
     </w:p>
-    <w:p>
-      <w:r>
+    <w:p xmlns:wp14="http://schemas.microsoft.com/office/word/2010/wordml" wp14:textId="7B357A41">
+      <w:r>
+        <w:rPr/>
         <w:t>Cadastro de Cliente</w:t>
       </w:r>
-    </w:p>
-    <w:p>
+      <w:r>
+        <w:rPr/>
+        <w:t>:</w:t>
+      </w:r>
+    </w:p>
+    <w:p xmlns:wp14="http://schemas.microsoft.com/office/word/2010/wordml" wp14:textId="77777777">
       <w:r>
         <w:drawing>
-          <wp:inline distT="0" distB="0" distL="0" distR="0" wp14:anchorId="51226515" wp14:editId="37E2B47D">
+          <wp:inline xmlns:wp14="http://schemas.microsoft.com/office/word/2010/wordprocessingDrawing" distT="0" distB="0" distL="0" distR="0" wp14:anchorId="51226515" wp14:editId="37E2B47D">
             <wp:extent cx="5400040" cy="1673860"/>
             <wp:effectExtent l="0" t="0" r="0" b="2540"/>
             <wp:docPr id="1" name="Imagem 1"/>
@@ -280,10 +285,10 @@
         </w:drawing>
       </w:r>
     </w:p>
-    <w:p>
+    <w:p xmlns:wp14="http://schemas.microsoft.com/office/word/2010/wordml" wp14:textId="77777777">
       <w:r>
         <w:drawing>
-          <wp:inline distT="0" distB="0" distL="0" distR="0" wp14:anchorId="01B4B3C5" wp14:editId="6BA53846">
+          <wp:inline xmlns:wp14="http://schemas.microsoft.com/office/word/2010/wordprocessingDrawing" distT="0" distB="0" distL="0" distR="0" wp14:anchorId="01B4B3C5" wp14:editId="6BA53846">
             <wp:extent cx="5400040" cy="315595"/>
             <wp:effectExtent l="0" t="0" r="0" b="8255"/>
             <wp:docPr id="2" name="Imagem 2"/>
@@ -319,13 +324,13 @@
         </w:drawing>
       </w:r>
     </w:p>
-    <w:p>
+    <w:p xmlns:wp14="http://schemas.microsoft.com/office/word/2010/wordml" wp14:textId="77777777">
       <w:r>
         <w:t xml:space="preserve"> </w:t>
       </w:r>
       <w:r>
         <w:drawing>
-          <wp:inline distT="0" distB="0" distL="0" distR="0" wp14:anchorId="623AA298" wp14:editId="0409F568">
+          <wp:inline xmlns:wp14="http://schemas.microsoft.com/office/word/2010/wordprocessingDrawing" distT="0" distB="0" distL="0" distR="0" wp14:anchorId="623AA298" wp14:editId="0409F568">
             <wp:extent cx="5400040" cy="424815"/>
             <wp:effectExtent l="0" t="0" r="0" b="0"/>
             <wp:docPr id="5" name="Imagem 5"/>
@@ -361,18 +366,18 @@
         </w:drawing>
       </w:r>
     </w:p>
-    <w:p>
-      <w:pPr>
-        <w:rPr>
-          <w:rFonts w:ascii="Arial" w:hAnsi="Arial" w:cs="Arial"/>
-          <w:color w:val="1F1F1F"/>
-          <w:sz w:val="21"/>
-          <w:szCs w:val="21"/>
-          <w:shd w:val="clear" w:color="auto" w:fill="FFFFFF"/>
-        </w:rPr>
-      </w:pPr>
-    </w:p>
-    <w:p>
+    <w:p xmlns:wp14="http://schemas.microsoft.com/office/word/2010/wordml" wp14:textId="77777777">
+      <w:pPr>
+        <w:rPr>
+          <w:rFonts w:ascii="Arial" w:hAnsi="Arial" w:cs="Arial"/>
+          <w:color w:val="1F1F1F"/>
+          <w:sz w:val="21"/>
+          <w:szCs w:val="21"/>
+          <w:shd w:val="clear" w:color="auto" w:fill="FFFFFF"/>
+        </w:rPr>
+      </w:pPr>
+    </w:p>
+    <w:p xmlns:wp14="http://schemas.microsoft.com/office/word/2010/wordml" wp14:textId="77777777">
       <w:pPr>
         <w:rPr>
           <w:rFonts w:ascii="Arial" w:hAnsi="Arial" w:cs="Arial"/>
@@ -393,25 +398,24 @@
         <w:br w:type="page"/>
       </w:r>
     </w:p>
-    <w:p>
-      <w:pPr>
-        <w:rPr>
-          <w:rFonts w:ascii="Arial" w:hAnsi="Arial" w:cs="Arial"/>
-          <w:color w:val="1F1F1F"/>
-          <w:sz w:val="21"/>
-          <w:szCs w:val="21"/>
-          <w:shd w:val="clear" w:color="auto" w:fill="FFFFFF"/>
-        </w:rPr>
-      </w:pPr>
-      <w:r>
-        <w:rPr>
-          <w:rFonts w:ascii="Arial" w:hAnsi="Arial" w:cs="Arial"/>
-          <w:color w:val="1F1F1F"/>
-          <w:sz w:val="21"/>
-          <w:szCs w:val="21"/>
-          <w:shd w:val="clear" w:color="auto" w:fill="FFFFFF"/>
-        </w:rPr>
-        <w:lastRenderedPageBreak/>
+    <w:p xmlns:wp14="http://schemas.microsoft.com/office/word/2010/wordml" wp14:textId="4AE0140E">
+      <w:pPr>
+        <w:rPr>
+          <w:rFonts w:ascii="Arial" w:hAnsi="Arial" w:cs="Arial"/>
+          <w:color w:val="1F1F1F"/>
+          <w:sz w:val="21"/>
+          <w:szCs w:val="21"/>
+          <w:shd w:val="clear" w:color="auto" w:fill="FFFFFF"/>
+        </w:rPr>
+      </w:pPr>
+      <w:r>
+        <w:rPr>
+          <w:rFonts w:ascii="Arial" w:hAnsi="Arial" w:cs="Arial"/>
+          <w:color w:val="1F1F1F"/>
+          <w:sz w:val="21"/>
+          <w:szCs w:val="21"/>
+          <w:shd w:val="clear" w:color="auto" w:fill="FFFFFF"/>
+        </w:rPr>
         <w:t>Alterar</w:t>
       </w:r>
       <w:r>
@@ -434,11 +438,21 @@
         </w:rPr>
         <w:t>Cliente</w:t>
       </w:r>
-    </w:p>
-    <w:p>
+      <w:r>
+        <w:rPr>
+          <w:rFonts w:ascii="Arial" w:hAnsi="Arial" w:cs="Arial"/>
+          <w:color w:val="1F1F1F"/>
+          <w:sz w:val="21"/>
+          <w:szCs w:val="21"/>
+          <w:shd w:val="clear" w:color="auto" w:fill="FFFFFF"/>
+        </w:rPr>
+        <w:t>:</w:t>
+      </w:r>
+    </w:p>
+    <w:p xmlns:wp14="http://schemas.microsoft.com/office/word/2010/wordml" wp14:textId="77777777">
       <w:r>
         <w:drawing>
-          <wp:inline distT="0" distB="0" distL="0" distR="0" wp14:anchorId="73F8381B" wp14:editId="1160A63C">
+          <wp:inline xmlns:wp14="http://schemas.microsoft.com/office/word/2010/wordprocessingDrawing" distT="0" distB="0" distL="0" distR="0" wp14:anchorId="73F8381B" wp14:editId="1160A63C">
             <wp:extent cx="4915586" cy="7878274"/>
             <wp:effectExtent l="0" t="0" r="0" b="8890"/>
             <wp:docPr id="7" name="Imagem 7"/>
@@ -474,10 +488,10 @@
         </w:drawing>
       </w:r>
     </w:p>
-    <w:p>
+    <w:p xmlns:wp14="http://schemas.microsoft.com/office/word/2010/wordml" wp14:textId="77777777">
       <w:r>
         <w:drawing>
-          <wp:inline distT="0" distB="0" distL="0" distR="0" wp14:anchorId="623DCC80" wp14:editId="175802AA">
+          <wp:inline xmlns:wp14="http://schemas.microsoft.com/office/word/2010/wordprocessingDrawing" distT="0" distB="0" distL="0" distR="0" wp14:anchorId="623DCC80" wp14:editId="175802AA">
             <wp:extent cx="5400040" cy="308610"/>
             <wp:effectExtent l="0" t="0" r="0" b="0"/>
             <wp:docPr id="8" name="Imagem 8"/>
@@ -513,17 +527,21 @@
         </w:drawing>
       </w:r>
     </w:p>
-    <w:p/>
-    <w:p>
-      <w:r>
-        <w:lastRenderedPageBreak/>
+    <w:p xmlns:wp14="http://schemas.microsoft.com/office/word/2010/wordml" wp14:textId="77777777"/>
+    <w:p xmlns:wp14="http://schemas.microsoft.com/office/word/2010/wordml" wp14:textId="22B93231">
+      <w:r>
+        <w:rPr/>
         <w:t>Dados antes</w:t>
       </w:r>
-    </w:p>
-    <w:p>
+      <w:r>
+        <w:rPr/>
+        <w:t>:</w:t>
+      </w:r>
+    </w:p>
+    <w:p xmlns:wp14="http://schemas.microsoft.com/office/word/2010/wordml" wp14:textId="77777777">
       <w:r>
         <w:drawing>
-          <wp:inline distT="0" distB="0" distL="0" distR="0" wp14:anchorId="60246C03" wp14:editId="6CCF9AB6">
+          <wp:inline xmlns:wp14="http://schemas.microsoft.com/office/word/2010/wordprocessingDrawing" distT="0" distB="0" distL="0" distR="0" wp14:anchorId="60246C03" wp14:editId="6CCF9AB6">
             <wp:extent cx="5400040" cy="210820"/>
             <wp:effectExtent l="0" t="0" r="0" b="0"/>
             <wp:docPr id="9" name="Imagem 9"/>
@@ -559,12 +577,17 @@
         </w:drawing>
       </w:r>
     </w:p>
-    <w:p>
-      <w:r>
+    <w:p xmlns:wp14="http://schemas.microsoft.com/office/word/2010/wordml" wp14:textId="6987E14C">
+      <w:r>
+        <w:rPr/>
         <w:t>Dados depois</w:t>
       </w:r>
-    </w:p>
-    <w:p>
+      <w:r>
+        <w:rPr/>
+        <w:t>:</w:t>
+      </w:r>
+    </w:p>
+    <w:p xmlns:wp14="http://schemas.microsoft.com/office/word/2010/wordml" wp14:textId="77777777">
       <w:pPr>
         <w:rPr>
           <w:vertAlign w:val="subscript"/>
@@ -575,7 +598,7 @@
           <w:vertAlign w:val="subscript"/>
         </w:rPr>
         <w:drawing>
-          <wp:inline distT="0" distB="0" distL="0" distR="0" wp14:anchorId="5EC3BC4D" wp14:editId="4700C7C7">
+          <wp:inline xmlns:wp14="http://schemas.microsoft.com/office/word/2010/wordprocessingDrawing" distT="0" distB="0" distL="0" distR="0" wp14:anchorId="5EC3BC4D" wp14:editId="4700C7C7">
             <wp:extent cx="5400040" cy="217170"/>
             <wp:effectExtent l="0" t="0" r="0" b="0"/>
             <wp:docPr id="11" name="Imagem 11"/>
@@ -611,22 +634,27 @@
         </w:drawing>
       </w:r>
     </w:p>
-    <w:p>
+    <w:p xmlns:wp14="http://schemas.microsoft.com/office/word/2010/wordml" wp14:textId="77777777">
       <w:pPr>
         <w:rPr>
           <w:vertAlign w:val="subscript"/>
         </w:rPr>
       </w:pPr>
     </w:p>
-    <w:p>
-      <w:r>
+    <w:p xmlns:wp14="http://schemas.microsoft.com/office/word/2010/wordml" wp14:textId="59303DCD">
+      <w:r>
+        <w:rPr/>
         <w:t>Selecionar Cliente</w:t>
       </w:r>
-    </w:p>
-    <w:p>
+      <w:r>
+        <w:rPr/>
+        <w:t>:</w:t>
+      </w:r>
+    </w:p>
+    <w:p xmlns:wp14="http://schemas.microsoft.com/office/word/2010/wordml" wp14:textId="77777777">
       <w:r>
         <w:drawing>
-          <wp:inline distT="0" distB="0" distL="0" distR="0" wp14:anchorId="0D93FC6F" wp14:editId="0F200A96">
+          <wp:inline xmlns:wp14="http://schemas.microsoft.com/office/word/2010/wordprocessingDrawing" distT="0" distB="0" distL="0" distR="0" wp14:anchorId="0D93FC6F" wp14:editId="0F200A96">
             <wp:extent cx="4267796" cy="2276793"/>
             <wp:effectExtent l="0" t="0" r="0" b="9525"/>
             <wp:docPr id="15" name="Imagem 15"/>
@@ -662,10 +690,10 @@
         </w:drawing>
       </w:r>
     </w:p>
-    <w:p>
+    <w:p xmlns:wp14="http://schemas.microsoft.com/office/word/2010/wordml" wp14:textId="77777777">
       <w:r>
         <w:drawing>
-          <wp:inline distT="0" distB="0" distL="0" distR="0" wp14:anchorId="77FE1275" wp14:editId="019A403B">
+          <wp:inline xmlns:wp14="http://schemas.microsoft.com/office/word/2010/wordprocessingDrawing" distT="0" distB="0" distL="0" distR="0" wp14:anchorId="77FE1275" wp14:editId="019A403B">
             <wp:extent cx="3343742" cy="276264"/>
             <wp:effectExtent l="0" t="0" r="0" b="9525"/>
             <wp:docPr id="13" name="Imagem 13"/>
@@ -701,11 +729,11 @@
         </w:drawing>
       </w:r>
     </w:p>
-    <w:p/>
-    <w:p>
+    <w:p xmlns:wp14="http://schemas.microsoft.com/office/word/2010/wordml" wp14:textId="77777777"/>
+    <w:p xmlns:wp14="http://schemas.microsoft.com/office/word/2010/wordml" wp14:textId="77777777">
       <w:r>
         <w:drawing>
-          <wp:inline distT="0" distB="0" distL="0" distR="0" wp14:anchorId="6B4F9BB3" wp14:editId="5F71F256">
+          <wp:inline xmlns:wp14="http://schemas.microsoft.com/office/word/2010/wordprocessingDrawing" distT="0" distB="0" distL="0" distR="0" wp14:anchorId="6B4F9BB3" wp14:editId="5F71F256">
             <wp:extent cx="5400040" cy="188595"/>
             <wp:effectExtent l="0" t="0" r="0" b="1905"/>
             <wp:docPr id="16" name="Imagem 16"/>
@@ -741,17 +769,31 @@
         </w:drawing>
       </w:r>
     </w:p>
-    <w:p/>
-    <w:p/>
-    <w:p>
-      <w:r>
+    <w:p xmlns:wp14="http://schemas.microsoft.com/office/word/2010/wordml" wp14:textId="77777777"/>
+    <w:p xmlns:wp14="http://schemas.microsoft.com/office/word/2010/wordml" wp14:textId="77777777"/>
+    <w:p xmlns:wp14="http://schemas.microsoft.com/office/word/2010/wordml" wp14:textId="5B12A792"/>
+    <w:p xmlns:wp14="http://schemas.microsoft.com/office/word/2010/wordml" wp14:textId="0F5B43C2">
+      <w:r>
+        <w:br w:type="page"/>
+      </w:r>
+    </w:p>
+    <w:p xmlns:wp14="http://schemas.microsoft.com/office/word/2010/wordml" wp14:textId="2865F279">
+      <w:pPr>
+        <w:pStyle w:val="Normal"/>
+      </w:pPr>
+      <w:r>
+        <w:rPr/>
         <w:t>Excluir Cliente</w:t>
       </w:r>
-    </w:p>
-    <w:p>
+      <w:r>
+        <w:rPr/>
+        <w:t>:</w:t>
+      </w:r>
+    </w:p>
+    <w:p xmlns:wp14="http://schemas.microsoft.com/office/word/2010/wordml" wp14:textId="77777777">
       <w:r>
         <w:drawing>
-          <wp:inline distT="0" distB="0" distL="0" distR="0" wp14:anchorId="3760F410" wp14:editId="4CDD5FE5">
+          <wp:inline xmlns:wp14="http://schemas.microsoft.com/office/word/2010/wordprocessingDrawing" distT="0" distB="0" distL="0" distR="0" wp14:anchorId="3760F410" wp14:editId="4CDD5FE5">
             <wp:extent cx="3434888" cy="1892368"/>
             <wp:effectExtent l="0" t="0" r="0" b="0"/>
             <wp:docPr id="17" name="Imagem 17"/>
@@ -787,10 +829,10 @@
         </w:drawing>
       </w:r>
     </w:p>
-    <w:p>
+    <w:p xmlns:wp14="http://schemas.microsoft.com/office/word/2010/wordml" wp14:textId="77777777">
       <w:r>
         <w:drawing>
-          <wp:inline distT="0" distB="0" distL="0" distR="0" wp14:anchorId="0750E697" wp14:editId="4757ECF3">
+          <wp:inline xmlns:wp14="http://schemas.microsoft.com/office/word/2010/wordprocessingDrawing" distT="0" distB="0" distL="0" distR="0" wp14:anchorId="0750E697" wp14:editId="4757ECF3">
             <wp:extent cx="3434715" cy="295107"/>
             <wp:effectExtent l="0" t="0" r="0" b="0"/>
             <wp:docPr id="18" name="Imagem 18"/>
@@ -826,10 +868,10 @@
         </w:drawing>
       </w:r>
     </w:p>
-    <w:p>
+    <w:p xmlns:wp14="http://schemas.microsoft.com/office/word/2010/wordml" wp14:textId="77777777">
       <w:r>
         <w:drawing>
-          <wp:inline distT="0" distB="0" distL="0" distR="0" wp14:anchorId="27F706E1" wp14:editId="2BB14EC2">
+          <wp:inline xmlns:wp14="http://schemas.microsoft.com/office/word/2010/wordprocessingDrawing" distT="0" distB="0" distL="0" distR="0" wp14:anchorId="27F706E1" wp14:editId="2BB14EC2">
             <wp:extent cx="5400040" cy="288290"/>
             <wp:effectExtent l="0" t="0" r="0" b="0"/>
             <wp:docPr id="19" name="Imagem 19"/>
@@ -865,25 +907,24 @@
         </w:drawing>
       </w:r>
     </w:p>
-    <w:p>
-      <w:pPr>
-        <w:rPr>
-          <w:rFonts w:ascii="Arial" w:hAnsi="Arial" w:cs="Arial"/>
-          <w:color w:val="1F1F1F"/>
-          <w:sz w:val="21"/>
-          <w:szCs w:val="21"/>
-          <w:shd w:val="clear" w:color="auto" w:fill="FFFFFF"/>
-        </w:rPr>
-      </w:pPr>
-      <w:r>
-        <w:rPr>
-          <w:rFonts w:ascii="Arial" w:hAnsi="Arial" w:cs="Arial"/>
-          <w:color w:val="1F1F1F"/>
-          <w:sz w:val="21"/>
-          <w:szCs w:val="21"/>
-          <w:shd w:val="clear" w:color="auto" w:fill="FFFFFF"/>
-        </w:rPr>
-        <w:lastRenderedPageBreak/>
+    <w:p xmlns:wp14="http://schemas.microsoft.com/office/word/2010/wordml" wp14:textId="77777777">
+      <w:pPr>
+        <w:rPr>
+          <w:rFonts w:ascii="Arial" w:hAnsi="Arial" w:cs="Arial"/>
+          <w:color w:val="1F1F1F"/>
+          <w:sz w:val="21"/>
+          <w:szCs w:val="21"/>
+          <w:shd w:val="clear" w:color="auto" w:fill="FFFFFF"/>
+        </w:rPr>
+      </w:pPr>
+      <w:r>
+        <w:rPr>
+          <w:rFonts w:ascii="Arial" w:hAnsi="Arial" w:cs="Arial"/>
+          <w:color w:val="1F1F1F"/>
+          <w:sz w:val="21"/>
+          <w:szCs w:val="21"/>
+          <w:shd w:val="clear" w:color="auto" w:fill="FFFFFF"/>
+        </w:rPr>
         <w:t>2) Criar o Procedimento Armazenado</w:t>
       </w:r>
       <w:r>
@@ -943,7 +984,6 @@
         </w:rPr>
         <w:t>   do mês. (</w:t>
       </w:r>
-      <w:proofErr w:type="spellStart"/>
       <w:r>
         <w:rPr>
           <w:rFonts w:ascii="Arial" w:hAnsi="Arial" w:cs="Arial"/>
@@ -954,7 +994,6 @@
         </w:rPr>
         <w:t>proc</w:t>
       </w:r>
-      <w:proofErr w:type="gramStart"/>
       <w:r>
         <w:rPr>
           <w:rFonts w:ascii="Arial" w:hAnsi="Arial" w:cs="Arial"/>
@@ -965,7 +1004,6 @@
         </w:rPr>
         <w:t>_Aniversariantes</w:t>
       </w:r>
-      <w:proofErr w:type="gramEnd"/>
       <w:r>
         <w:rPr>
           <w:rFonts w:ascii="Arial" w:hAnsi="Arial" w:cs="Arial"/>
@@ -976,7 +1014,6 @@
         </w:rPr>
         <w:t>_Mes</w:t>
       </w:r>
-      <w:proofErr w:type="spellEnd"/>
       <w:r>
         <w:rPr>
           <w:rFonts w:ascii="Arial" w:hAnsi="Arial" w:cs="Arial"/>
@@ -1004,13 +1041,13 @@
           <w:szCs w:val="21"/>
           <w:shd w:val="clear" w:color="auto" w:fill="FFFFFF"/>
         </w:rPr>
-        <w:t>    Resultado: coluna Nome e Dia</w:t>
-      </w:r>
-    </w:p>
-    <w:p>
+        <w:t>   Resultado: coluna Nome e Dia</w:t>
+      </w:r>
+    </w:p>
+    <w:p xmlns:wp14="http://schemas.microsoft.com/office/word/2010/wordml" wp14:textId="77777777">
       <w:r>
         <w:drawing>
-          <wp:inline distT="0" distB="0" distL="0" distR="0" wp14:anchorId="708E8DA1" wp14:editId="26145199">
+          <wp:inline xmlns:wp14="http://schemas.microsoft.com/office/word/2010/wordprocessingDrawing" distT="0" distB="0" distL="0" distR="0" wp14:anchorId="708E8DA1" wp14:editId="26145199">
             <wp:extent cx="5400040" cy="3690620"/>
             <wp:effectExtent l="0" t="0" r="0" b="5080"/>
             <wp:docPr id="20" name="Imagem 20"/>
@@ -1046,10 +1083,10 @@
         </w:drawing>
       </w:r>
     </w:p>
-    <w:p>
+    <w:p xmlns:wp14="http://schemas.microsoft.com/office/word/2010/wordml" wp14:textId="77777777">
       <w:r>
         <w:drawing>
-          <wp:inline distT="0" distB="0" distL="0" distR="0" wp14:anchorId="15B220A5" wp14:editId="150D94EA">
+          <wp:inline xmlns:wp14="http://schemas.microsoft.com/office/word/2010/wordprocessingDrawing" distT="0" distB="0" distL="0" distR="0" wp14:anchorId="15B220A5" wp14:editId="150D94EA">
             <wp:extent cx="3820058" cy="295316"/>
             <wp:effectExtent l="0" t="0" r="9525" b="9525"/>
             <wp:docPr id="21" name="Imagem 21"/>
@@ -1085,15 +1122,15 @@
         </w:drawing>
       </w:r>
     </w:p>
-    <w:p>
+    <w:p xmlns:wp14="http://schemas.microsoft.com/office/word/2010/wordml" wp14:textId="77777777">
       <w:r>
         <w:t>Caso haja aniversariantes:</w:t>
       </w:r>
     </w:p>
-    <w:p>
+    <w:p xmlns:wp14="http://schemas.microsoft.com/office/word/2010/wordml" wp14:textId="77777777">
       <w:r>
         <w:drawing>
-          <wp:inline distT="0" distB="0" distL="0" distR="0" wp14:anchorId="37D706E8" wp14:editId="4C474DC8">
+          <wp:inline xmlns:wp14="http://schemas.microsoft.com/office/word/2010/wordprocessingDrawing" distT="0" distB="0" distL="0" distR="0" wp14:anchorId="37D706E8" wp14:editId="4C474DC8">
             <wp:extent cx="2438740" cy="1019317"/>
             <wp:effectExtent l="0" t="0" r="0" b="9525"/>
             <wp:docPr id="22" name="Imagem 22"/>
@@ -1129,30 +1166,30 @@
         </w:drawing>
       </w:r>
     </w:p>
-    <w:p>
+    <w:p xmlns:wp14="http://schemas.microsoft.com/office/word/2010/wordml" wp14:textId="77777777">
       <w:r>
         <w:t>Caso contrário:</w:t>
       </w:r>
     </w:p>
-    <w:p>
+    <w:p xmlns:wp14="http://schemas.microsoft.com/office/word/2010/wordml" wp14:textId="77777777">
       <w:r>
         <w:drawing>
-          <wp:inline distT="0" distB="0" distL="0" distR="0" wp14:anchorId="443E3BA9" wp14:editId="01554076">
+          <wp:inline xmlns:wp14="http://schemas.microsoft.com/office/word/2010/wordprocessingDrawing" wp14:editId="7F2F3A1E" wp14:anchorId="443E3BA9">
             <wp:extent cx="2981741" cy="533474"/>
             <wp:effectExtent l="0" t="0" r="9525" b="0"/>
             <wp:docPr id="23" name="Imagem 23"/>
             <wp:cNvGraphicFramePr>
-              <a:graphicFrameLocks xmlns:a="http://schemas.openxmlformats.org/drawingml/2006/main" noChangeAspect="1"/>
+              <a:graphicFrameLocks noChangeAspect="1"/>
             </wp:cNvGraphicFramePr>
-            <a:graphic xmlns:a="http://schemas.openxmlformats.org/drawingml/2006/main">
-              <a:graphicData uri="http://schemas.openxmlformats.org/drawingml/2006/picture">
+            <a:graphic>
+              <a:graphicData xmlns:a="http://schemas.openxmlformats.org/drawingml/2006/main" uri="http://schemas.openxmlformats.org/drawingml/2006/picture">
                 <pic:pic xmlns:pic="http://schemas.openxmlformats.org/drawingml/2006/picture">
                   <pic:nvPicPr>
                     <pic:cNvPr id="1" name=""/>
                     <pic:cNvPicPr/>
                   </pic:nvPicPr>
                   <pic:blipFill>
-                    <a:blip r:embed="rId20"/>
+                    <a:blip xmlns:r="http://schemas.openxmlformats.org/officeDocument/2006/relationships" r:embed="rId20"/>
                     <a:stretch>
                       <a:fillRect/>
                     </a:stretch>
@@ -1173,30 +1210,26 @@
         </w:drawing>
       </w:r>
     </w:p>
-    <w:p>
-      <w:r>
-        <w:br w:type="page"/>
-      </w:r>
-    </w:p>
-    <w:p>
-      <w:pPr>
-        <w:rPr>
-          <w:rFonts w:ascii="Arial" w:hAnsi="Arial" w:cs="Arial"/>
-          <w:color w:val="1F1F1F"/>
-          <w:sz w:val="21"/>
-          <w:szCs w:val="21"/>
-          <w:shd w:val="clear" w:color="auto" w:fill="FFFFFF"/>
-        </w:rPr>
-      </w:pPr>
-      <w:r>
-        <w:rPr>
-          <w:rFonts w:ascii="Arial" w:hAnsi="Arial" w:cs="Arial"/>
-          <w:color w:val="1F1F1F"/>
-          <w:sz w:val="21"/>
-          <w:szCs w:val="21"/>
-          <w:shd w:val="clear" w:color="auto" w:fill="FFFFFF"/>
-        </w:rPr>
-        <w:lastRenderedPageBreak/>
+    <w:p/>
+    <w:p xmlns:wp14="http://schemas.microsoft.com/office/word/2010/wordml" wp14:textId="77777777">
+      <w:pPr>
+        <w:pStyle w:val="Normal"/>
+        <w:rPr>
+          <w:rFonts w:ascii="Arial" w:hAnsi="Arial" w:cs="Arial"/>
+          <w:color w:val="1F1F1F"/>
+          <w:sz w:val="21"/>
+          <w:szCs w:val="21"/>
+          <w:shd w:val="clear" w:color="auto" w:fill="FFFFFF"/>
+        </w:rPr>
+      </w:pPr>
+      <w:r>
+        <w:rPr>
+          <w:rFonts w:ascii="Arial" w:hAnsi="Arial" w:cs="Arial"/>
+          <w:color w:val="1F1F1F"/>
+          <w:sz w:val="21"/>
+          <w:szCs w:val="21"/>
+          <w:shd w:val="clear" w:color="auto" w:fill="FFFFFF"/>
+        </w:rPr>
         <w:t>3)  Criar o Procedimento</w:t>
       </w:r>
       <w:r>
@@ -1307,10 +1340,10 @@
         <w:t>    mostrar 0(zero)</w:t>
       </w:r>
     </w:p>
-    <w:p>
+    <w:p xmlns:wp14="http://schemas.microsoft.com/office/word/2010/wordml" wp14:textId="77777777">
       <w:r>
         <w:drawing>
-          <wp:inline distT="0" distB="0" distL="0" distR="0" wp14:anchorId="47EBEF73" wp14:editId="0A1EC54A">
+          <wp:inline xmlns:wp14="http://schemas.microsoft.com/office/word/2010/wordprocessingDrawing" distT="0" distB="0" distL="0" distR="0" wp14:anchorId="47EBEF73" wp14:editId="0A1EC54A">
             <wp:extent cx="5400040" cy="1405890"/>
             <wp:effectExtent l="0" t="0" r="0" b="3810"/>
             <wp:docPr id="24" name="Imagem 24"/>
@@ -1346,10 +1379,10 @@
         </w:drawing>
       </w:r>
     </w:p>
-    <w:p>
+    <w:p xmlns:wp14="http://schemas.microsoft.com/office/word/2010/wordml" wp14:textId="77777777">
       <w:r>
         <w:drawing>
-          <wp:inline distT="0" distB="0" distL="0" distR="0" wp14:anchorId="7985A6D4" wp14:editId="2FA995F5">
+          <wp:inline xmlns:wp14="http://schemas.microsoft.com/office/word/2010/wordprocessingDrawing" distT="0" distB="0" distL="0" distR="0" wp14:anchorId="7985A6D4" wp14:editId="2FA995F5">
             <wp:extent cx="2397925" cy="542773"/>
             <wp:effectExtent l="0" t="0" r="2540" b="0"/>
             <wp:docPr id="25" name="Imagem 25"/>
@@ -1385,33 +1418,33 @@
         </w:drawing>
       </w:r>
     </w:p>
-    <w:p>
+    <w:p xmlns:wp14="http://schemas.microsoft.com/office/word/2010/wordml" wp14:textId="77777777">
       <w:r>
         <w:drawing>
-          <wp:inline distT="0" distB="0" distL="0" distR="0" wp14:anchorId="64AA868D" wp14:editId="6ADC5816">
-            <wp:extent cx="1867161" cy="3086531"/>
+          <wp:inline xmlns:wp14="http://schemas.microsoft.com/office/word/2010/wordprocessingDrawing" wp14:editId="4ED699F5" wp14:anchorId="64AA868D">
+            <wp:extent cx="1352739" cy="2236160"/>
             <wp:effectExtent l="0" t="0" r="0" b="0"/>
             <wp:docPr id="26" name="Imagem 26"/>
             <wp:cNvGraphicFramePr>
-              <a:graphicFrameLocks xmlns:a="http://schemas.openxmlformats.org/drawingml/2006/main" noChangeAspect="1"/>
+              <a:graphicFrameLocks noChangeAspect="1"/>
             </wp:cNvGraphicFramePr>
-            <a:graphic xmlns:a="http://schemas.openxmlformats.org/drawingml/2006/main">
-              <a:graphicData uri="http://schemas.openxmlformats.org/drawingml/2006/picture">
+            <a:graphic>
+              <a:graphicData xmlns:a="http://schemas.openxmlformats.org/drawingml/2006/main" uri="http://schemas.openxmlformats.org/drawingml/2006/picture">
                 <pic:pic xmlns:pic="http://schemas.openxmlformats.org/drawingml/2006/picture">
                   <pic:nvPicPr>
                     <pic:cNvPr id="1" name=""/>
                     <pic:cNvPicPr/>
                   </pic:nvPicPr>
                   <pic:blipFill>
-                    <a:blip r:embed="rId23"/>
+                    <a:blip xmlns:r="http://schemas.openxmlformats.org/officeDocument/2006/relationships" r:embed="rId23"/>
                     <a:stretch>
                       <a:fillRect/>
                     </a:stretch>
                   </pic:blipFill>
                   <pic:spPr>
-                    <a:xfrm>
+                    <a:xfrm rot="0">
                       <a:off x="0" y="0"/>
-                      <a:ext cx="1867161" cy="3086531"/>
+                      <a:ext cx="1352739" cy="2236160"/>
                     </a:xfrm>
                     <a:prstGeom prst="rect">
                       <a:avLst/>
@@ -1424,31 +1457,30 @@
         </w:drawing>
       </w:r>
     </w:p>
-    <w:p/>
-    <w:p>
+    <w:p xmlns:wp14="http://schemas.microsoft.com/office/word/2010/wordml" wp14:textId="77777777"/>
+    <w:p xmlns:wp14="http://schemas.microsoft.com/office/word/2010/wordml" wp14:textId="77777777">
       <w:r>
         <w:br w:type="page"/>
       </w:r>
     </w:p>
-    <w:p>
-      <w:pPr>
-        <w:rPr>
-          <w:rFonts w:ascii="Arial" w:hAnsi="Arial" w:cs="Arial"/>
-          <w:color w:val="1F1F1F"/>
-          <w:sz w:val="21"/>
-          <w:szCs w:val="21"/>
-          <w:shd w:val="clear" w:color="auto" w:fill="FFFFFF"/>
-        </w:rPr>
-      </w:pPr>
-      <w:r>
-        <w:rPr>
-          <w:rFonts w:ascii="Arial" w:hAnsi="Arial" w:cs="Arial"/>
-          <w:color w:val="1F1F1F"/>
-          <w:sz w:val="21"/>
-          <w:szCs w:val="21"/>
-          <w:shd w:val="clear" w:color="auto" w:fill="FFFFFF"/>
-        </w:rPr>
-        <w:lastRenderedPageBreak/>
+    <w:p xmlns:wp14="http://schemas.microsoft.com/office/word/2010/wordml" wp14:textId="77777777">
+      <w:pPr>
+        <w:rPr>
+          <w:rFonts w:ascii="Arial" w:hAnsi="Arial" w:cs="Arial"/>
+          <w:color w:val="1F1F1F"/>
+          <w:sz w:val="21"/>
+          <w:szCs w:val="21"/>
+          <w:shd w:val="clear" w:color="auto" w:fill="FFFFFF"/>
+        </w:rPr>
+      </w:pPr>
+      <w:r>
+        <w:rPr>
+          <w:rFonts w:ascii="Arial" w:hAnsi="Arial" w:cs="Arial"/>
+          <w:color w:val="1F1F1F"/>
+          <w:sz w:val="21"/>
+          <w:szCs w:val="21"/>
+          <w:shd w:val="clear" w:color="auto" w:fill="FFFFFF"/>
+        </w:rPr>
         <w:t>4) Criar um procedimento Armazenado que</w:t>
       </w:r>
       <w:r>
@@ -1547,10 +1579,10 @@
         <w:t>[Nome do Cliente] [Data Nascimento] [Idade]</w:t>
       </w:r>
     </w:p>
-    <w:p>
+    <w:p xmlns:wp14="http://schemas.microsoft.com/office/word/2010/wordml" wp14:textId="77777777">
       <w:r>
         <w:drawing>
-          <wp:inline distT="0" distB="0" distL="0" distR="0" wp14:anchorId="30DD7908" wp14:editId="69932CE2">
+          <wp:inline xmlns:wp14="http://schemas.microsoft.com/office/word/2010/wordprocessingDrawing" distT="0" distB="0" distL="0" distR="0" wp14:anchorId="30DD7908" wp14:editId="69932CE2">
             <wp:extent cx="5400040" cy="1309370"/>
             <wp:effectExtent l="0" t="0" r="0" b="5080"/>
             <wp:docPr id="27" name="Imagem 27"/>
@@ -1586,10 +1618,10 @@
         </w:drawing>
       </w:r>
     </w:p>
-    <w:p>
+    <w:p xmlns:wp14="http://schemas.microsoft.com/office/word/2010/wordml" wp14:textId="77777777">
       <w:r>
         <w:drawing>
-          <wp:inline distT="0" distB="0" distL="0" distR="0" wp14:anchorId="6C933311" wp14:editId="5B68D39C">
+          <wp:inline xmlns:wp14="http://schemas.microsoft.com/office/word/2010/wordprocessingDrawing" distT="0" distB="0" distL="0" distR="0" wp14:anchorId="6C933311" wp14:editId="5B68D39C">
             <wp:extent cx="3767529" cy="239602"/>
             <wp:effectExtent l="0" t="0" r="4445" b="8255"/>
             <wp:docPr id="28" name="Imagem 28"/>
@@ -1625,30 +1657,34 @@
         </w:drawing>
       </w:r>
     </w:p>
-    <w:p>
-      <w:r>
+    <w:p xmlns:wp14="http://schemas.microsoft.com/office/word/2010/wordml" wp14:textId="77777777">
+      <w:r>
+        <w:rPr/>
         <w:t>Resultado:</w:t>
       </w:r>
     </w:p>
-    <w:p>
+    <w:p xmlns:wp14="http://schemas.microsoft.com/office/word/2010/wordml" wp14:textId="7E688002">
+      <w:pPr>
+        <w:pStyle w:val="Normal"/>
+      </w:pPr>
       <w:r>
         <w:drawing>
-          <wp:inline distT="0" distB="0" distL="0" distR="0" wp14:anchorId="17504906" wp14:editId="07C242A4">
+          <wp:inline xmlns:wp14="http://schemas.microsoft.com/office/word/2010/wordprocessingDrawing" wp14:editId="39F80B26" wp14:anchorId="17504906">
             <wp:extent cx="3762900" cy="1362265"/>
             <wp:effectExtent l="0" t="0" r="9525" b="9525"/>
             <wp:docPr id="29" name="Imagem 29"/>
             <wp:cNvGraphicFramePr>
-              <a:graphicFrameLocks xmlns:a="http://schemas.openxmlformats.org/drawingml/2006/main" noChangeAspect="1"/>
+              <a:graphicFrameLocks noChangeAspect="1"/>
             </wp:cNvGraphicFramePr>
-            <a:graphic xmlns:a="http://schemas.openxmlformats.org/drawingml/2006/main">
-              <a:graphicData uri="http://schemas.openxmlformats.org/drawingml/2006/picture">
+            <a:graphic>
+              <a:graphicData xmlns:a="http://schemas.openxmlformats.org/drawingml/2006/main" uri="http://schemas.openxmlformats.org/drawingml/2006/picture">
                 <pic:pic xmlns:pic="http://schemas.openxmlformats.org/drawingml/2006/picture">
                   <pic:nvPicPr>
                     <pic:cNvPr id="1" name=""/>
                     <pic:cNvPicPr/>
                   </pic:nvPicPr>
                   <pic:blipFill>
-                    <a:blip r:embed="rId26"/>
+                    <a:blip xmlns:r="http://schemas.openxmlformats.org/officeDocument/2006/relationships" r:embed="rId26"/>
                     <a:stretch>
                       <a:fillRect/>
                     </a:stretch>
@@ -1669,31 +1705,47 @@
         </w:drawing>
       </w:r>
     </w:p>
-    <w:p/>
     <w:p>
+      <w:pPr>
+        <w:pStyle w:val="Normal"/>
+      </w:pPr>
+    </w:p>
+    <w:p xmlns:wp14="http://schemas.microsoft.com/office/word/2010/wordml" wp14:textId="63397E49">
+      <w:pPr>
+        <w:pStyle w:val="Normal"/>
+        <w:rPr>
+          <w:rFonts w:ascii="Arial" w:hAnsi="Arial" w:cs="Arial"/>
+          <w:color w:val="1F1F1F"/>
+          <w:sz w:val="21"/>
+          <w:szCs w:val="21"/>
+        </w:rPr>
+      </w:pPr>
+    </w:p>
+    <w:p xmlns:wp14="http://schemas.microsoft.com/office/word/2010/wordml" wp14:textId="75BEC3DB">
+      <w:pPr/>
       <w:r>
         <w:br w:type="page"/>
       </w:r>
     </w:p>
-    <w:p>
-      <w:pPr>
-        <w:rPr>
-          <w:rFonts w:ascii="Arial" w:hAnsi="Arial" w:cs="Arial"/>
-          <w:color w:val="1F1F1F"/>
-          <w:sz w:val="21"/>
-          <w:szCs w:val="21"/>
-          <w:shd w:val="clear" w:color="auto" w:fill="FFFFFF"/>
-        </w:rPr>
-      </w:pPr>
-      <w:r>
-        <w:rPr>
-          <w:rFonts w:ascii="Arial" w:hAnsi="Arial" w:cs="Arial"/>
-          <w:color w:val="1F1F1F"/>
-          <w:sz w:val="21"/>
-          <w:szCs w:val="21"/>
-          <w:shd w:val="clear" w:color="auto" w:fill="FFFFFF"/>
-        </w:rPr>
-        <w:lastRenderedPageBreak/>
+    <w:p xmlns:wp14="http://schemas.microsoft.com/office/word/2010/wordml" wp14:textId="77777777">
+      <w:pPr>
+        <w:pStyle w:val="Normal"/>
+        <w:rPr>
+          <w:rFonts w:ascii="Arial" w:hAnsi="Arial" w:cs="Arial"/>
+          <w:color w:val="1F1F1F"/>
+          <w:sz w:val="21"/>
+          <w:szCs w:val="21"/>
+          <w:shd w:val="clear" w:color="auto" w:fill="FFFFFF"/>
+        </w:rPr>
+      </w:pPr>
+      <w:r>
+        <w:rPr>
+          <w:rFonts w:ascii="Arial" w:hAnsi="Arial" w:cs="Arial"/>
+          <w:color w:val="1F1F1F"/>
+          <w:sz w:val="21"/>
+          <w:szCs w:val="21"/>
+          <w:shd w:val="clear" w:color="auto" w:fill="FFFFFF"/>
+        </w:rPr>
         <w:t>5) Criar um Procedimento Armazenado para</w:t>
       </w:r>
       <w:r>
@@ -1724,7 +1776,6 @@
         </w:rPr>
         <w:br/>
       </w:r>
-      <w:proofErr w:type="spellStart"/>
       <w:r>
         <w:rPr>
           <w:rFonts w:ascii="Arial" w:hAnsi="Arial" w:cs="Arial"/>
@@ -1735,7 +1786,6 @@
         </w:rPr>
         <w:t>ID_Cliente</w:t>
       </w:r>
-      <w:proofErr w:type="spellEnd"/>
       <w:r>
         <w:rPr>
           <w:rFonts w:ascii="Arial" w:hAnsi="Arial" w:cs="Arial"/>
@@ -1745,7 +1795,6 @@
         </w:rPr>
         <w:br/>
       </w:r>
-      <w:proofErr w:type="spellStart"/>
       <w:r>
         <w:rPr>
           <w:rFonts w:ascii="Arial" w:hAnsi="Arial" w:cs="Arial"/>
@@ -1756,7 +1805,6 @@
         </w:rPr>
         <w:t>ID_Filme</w:t>
       </w:r>
-      <w:proofErr w:type="spellEnd"/>
       <w:r>
         <w:rPr>
           <w:rFonts w:ascii="Arial" w:hAnsi="Arial" w:cs="Arial"/>
@@ -1766,7 +1814,6 @@
         </w:rPr>
         <w:br/>
       </w:r>
-      <w:proofErr w:type="spellStart"/>
       <w:r>
         <w:rPr>
           <w:rFonts w:ascii="Arial" w:hAnsi="Arial" w:cs="Arial"/>
@@ -1777,7 +1824,6 @@
         </w:rPr>
         <w:t>Data_Locacao</w:t>
       </w:r>
-      <w:proofErr w:type="spellEnd"/>
       <w:r>
         <w:rPr>
           <w:rFonts w:ascii="Arial" w:hAnsi="Arial" w:cs="Arial"/>
@@ -1788,7 +1834,6 @@
         </w:rPr>
         <w:t xml:space="preserve"> =&gt; </w:t>
       </w:r>
-      <w:proofErr w:type="spellStart"/>
       <w:r>
         <w:rPr>
           <w:rFonts w:ascii="Arial" w:hAnsi="Arial" w:cs="Arial"/>
@@ -1799,7 +1844,6 @@
         </w:rPr>
         <w:t>Obs</w:t>
       </w:r>
-      <w:proofErr w:type="spellEnd"/>
       <w:r>
         <w:rPr>
           <w:rFonts w:ascii="Arial" w:hAnsi="Arial" w:cs="Arial"/>
@@ -1848,7 +1892,6 @@
         </w:rPr>
         <w:t xml:space="preserve">tipo </w:t>
       </w:r>
-      <w:proofErr w:type="spellStart"/>
       <w:r>
         <w:rPr>
           <w:rFonts w:ascii="Arial" w:hAnsi="Arial" w:cs="Arial"/>
@@ -1859,7 +1902,6 @@
         </w:rPr>
         <w:t>varchar</w:t>
       </w:r>
-      <w:proofErr w:type="spellEnd"/>
       <w:r>
         <w:rPr>
           <w:rFonts w:ascii="Arial" w:hAnsi="Arial" w:cs="Arial"/>
@@ -1889,7 +1931,6 @@
         </w:rPr>
         <w:t xml:space="preserve">Criar também a Coluna </w:t>
       </w:r>
-      <w:proofErr w:type="spellStart"/>
       <w:r>
         <w:rPr>
           <w:rFonts w:ascii="Arial" w:hAnsi="Arial" w:cs="Arial"/>
@@ -1900,7 +1941,6 @@
         </w:rPr>
         <w:t>Data_Devolucao</w:t>
       </w:r>
-      <w:proofErr w:type="spellEnd"/>
       <w:r>
         <w:rPr>
           <w:rFonts w:ascii="Arial" w:hAnsi="Arial" w:cs="Arial"/>
@@ -1950,39 +1990,42 @@
         <w:t>marcar o filme como 'alugado'</w:t>
       </w:r>
     </w:p>
-    <w:p/>
-    <w:p>
-      <w:r>
+    <w:p xmlns:wp14="http://schemas.microsoft.com/office/word/2010/wordml" wp14:textId="50B7E87A">
+      <w:pPr>
+        <w:pStyle w:val="Normal"/>
+      </w:pPr>
+      <w:r>
+        <w:rPr/>
         <w:t>Primeiro adicionamos os campos às tabelas:</w:t>
       </w:r>
     </w:p>
-    <w:p>
+    <w:p xmlns:wp14="http://schemas.microsoft.com/office/word/2010/wordml" wp14:textId="77777777">
       <w:r>
         <w:drawing>
-          <wp:inline distT="0" distB="0" distL="0" distR="0" wp14:anchorId="167A9EE5" wp14:editId="0A92CF8F">
-            <wp:extent cx="4363059" cy="4391638"/>
-            <wp:effectExtent l="0" t="0" r="0" b="9525"/>
+          <wp:inline xmlns:wp14="http://schemas.microsoft.com/office/word/2010/wordprocessingDrawing" wp14:editId="70FEF07E" wp14:anchorId="167A9EE5">
+            <wp:extent cx="3073477" cy="3093608"/>
+            <wp:effectExtent l="0" t="0" r="0" b="0"/>
             <wp:docPr id="31" name="Imagem 31"/>
             <wp:cNvGraphicFramePr>
-              <a:graphicFrameLocks xmlns:a="http://schemas.openxmlformats.org/drawingml/2006/main" noChangeAspect="1"/>
+              <a:graphicFrameLocks noChangeAspect="1"/>
             </wp:cNvGraphicFramePr>
-            <a:graphic xmlns:a="http://schemas.openxmlformats.org/drawingml/2006/main">
-              <a:graphicData uri="http://schemas.openxmlformats.org/drawingml/2006/picture">
+            <a:graphic>
+              <a:graphicData xmlns:a="http://schemas.openxmlformats.org/drawingml/2006/main" uri="http://schemas.openxmlformats.org/drawingml/2006/picture">
                 <pic:pic xmlns:pic="http://schemas.openxmlformats.org/drawingml/2006/picture">
                   <pic:nvPicPr>
                     <pic:cNvPr id="1" name=""/>
                     <pic:cNvPicPr/>
                   </pic:nvPicPr>
                   <pic:blipFill>
-                    <a:blip r:embed="rId27"/>
+                    <a:blip xmlns:r="http://schemas.openxmlformats.org/officeDocument/2006/relationships" r:embed="rId27"/>
                     <a:stretch>
                       <a:fillRect/>
                     </a:stretch>
                   </pic:blipFill>
                   <pic:spPr>
-                    <a:xfrm>
+                    <a:xfrm rot="0">
                       <a:off x="0" y="0"/>
-                      <a:ext cx="4363059" cy="4391638"/>
+                      <a:ext cx="3073477" cy="3093608"/>
                     </a:xfrm>
                     <a:prstGeom prst="rect">
                       <a:avLst/>
@@ -1995,27 +2038,35 @@
         </w:drawing>
       </w:r>
     </w:p>
-    <w:p/>
-    <w:p>
-      <w:r>
-        <w:lastRenderedPageBreak/>
+    <w:p xmlns:wp14="http://schemas.microsoft.com/office/word/2010/wordml" wp14:textId="77777777"/>
+    <w:p xmlns:wp14="http://schemas.microsoft.com/office/word/2010/wordml" wp14:textId="773CFC65">
+      <w:pPr>
+        <w:pStyle w:val="Normal"/>
+      </w:pPr>
+      <w:r>
         <w:drawing>
-          <wp:inline distT="0" distB="0" distL="0" distR="0" wp14:anchorId="2D0510F9" wp14:editId="4F92F7D8">
-            <wp:extent cx="5400040" cy="2458720"/>
+          <wp:inline xmlns:wp14="http://schemas.microsoft.com/office/word/2010/wordprocessingDrawing" wp14:editId="3FBC0F1E" wp14:anchorId="073960C2">
+            <wp:extent cx="5400675" cy="2952750"/>
             <wp:effectExtent l="0" t="0" r="0" b="0"/>
-            <wp:docPr id="32" name="Imagem 32"/>
+            <wp:docPr id="432711561" name="drawing"/>
             <wp:cNvGraphicFramePr>
-              <a:graphicFrameLocks xmlns:a="http://schemas.openxmlformats.org/drawingml/2006/main" noChangeAspect="1"/>
+              <a:graphicFrameLocks noChangeAspect="1"/>
             </wp:cNvGraphicFramePr>
-            <a:graphic xmlns:a="http://schemas.openxmlformats.org/drawingml/2006/main">
-              <a:graphicData uri="http://schemas.openxmlformats.org/drawingml/2006/picture">
+            <a:graphic>
+              <a:graphicData xmlns:a="http://schemas.openxmlformats.org/drawingml/2006/main" uri="http://schemas.openxmlformats.org/drawingml/2006/picture">
                 <pic:pic xmlns:pic="http://schemas.openxmlformats.org/drawingml/2006/picture">
                   <pic:nvPicPr>
-                    <pic:cNvPr id="1" name=""/>
+                    <pic:cNvPr id="432711561" name="Picture 432711561"/>
                     <pic:cNvPicPr/>
                   </pic:nvPicPr>
                   <pic:blipFill>
-                    <a:blip r:embed="rId28"/>
+                    <a:blip xmlns:r="http://schemas.openxmlformats.org/officeDocument/2006/relationships" r:embed="rId1240232531">
+                      <a:extLst>
+                        <a:ext uri="{28A0092B-C50C-407E-A947-70E740481C1C}">
+                          <a14:useLocalDpi xmlns:a14="http://schemas.microsoft.com/office/drawing/2010/main"/>
+                        </a:ext>
+                      </a:extLst>
+                    </a:blip>
                     <a:stretch>
                       <a:fillRect/>
                     </a:stretch>
@@ -2023,7 +2074,7 @@
                   <pic:spPr>
                     <a:xfrm>
                       <a:off x="0" y="0"/>
-                      <a:ext cx="5400040" cy="2458720"/>
+                      <a:ext cx="5400675" cy="2952750"/>
                     </a:xfrm>
                     <a:prstGeom prst="rect">
                       <a:avLst/>
@@ -2036,25 +2087,49 @@
         </w:drawing>
       </w:r>
     </w:p>
+    <w:p/>
     <w:p>
+      <w:pPr>
+        <w:pStyle w:val="Normal"/>
+      </w:pPr>
+    </w:p>
+    <w:p>
+      <w:pPr>
+        <w:pStyle w:val="Normal"/>
+      </w:pPr>
+      <w:r>
+        <w:rPr/>
+        <w:t>Tabela filmes:</w:t>
+      </w:r>
+    </w:p>
+    <w:p>
+      <w:pPr>
+        <w:pStyle w:val="Normal"/>
+      </w:pPr>
       <w:r>
         <w:drawing>
-          <wp:inline distT="0" distB="0" distL="0" distR="0" wp14:anchorId="778D516A" wp14:editId="15288AB7">
-            <wp:extent cx="5400040" cy="316865"/>
-            <wp:effectExtent l="0" t="0" r="0" b="6985"/>
-            <wp:docPr id="33" name="Imagem 33"/>
+          <wp:inline wp14:editId="4B05EA10" wp14:anchorId="402B0A89">
+            <wp:extent cx="5400675" cy="333375"/>
+            <wp:effectExtent l="0" t="0" r="0" b="0"/>
+            <wp:docPr id="151869297" name="drawing"/>
             <wp:cNvGraphicFramePr>
-              <a:graphicFrameLocks xmlns:a="http://schemas.openxmlformats.org/drawingml/2006/main" noChangeAspect="1"/>
+              <a:graphicFrameLocks noChangeAspect="1"/>
             </wp:cNvGraphicFramePr>
-            <a:graphic xmlns:a="http://schemas.openxmlformats.org/drawingml/2006/main">
-              <a:graphicData uri="http://schemas.openxmlformats.org/drawingml/2006/picture">
+            <a:graphic>
+              <a:graphicData xmlns:a="http://schemas.openxmlformats.org/drawingml/2006/main" uri="http://schemas.openxmlformats.org/drawingml/2006/picture">
                 <pic:pic xmlns:pic="http://schemas.openxmlformats.org/drawingml/2006/picture">
                   <pic:nvPicPr>
-                    <pic:cNvPr id="1" name=""/>
+                    <pic:cNvPr id="151869297" name="Picture 151869297"/>
                     <pic:cNvPicPr/>
                   </pic:nvPicPr>
                   <pic:blipFill>
-                    <a:blip r:embed="rId29"/>
+                    <a:blip xmlns:r="http://schemas.openxmlformats.org/officeDocument/2006/relationships" r:embed="rId1727045048">
+                      <a:extLst>
+                        <a:ext uri="{28A0092B-C50C-407E-A947-70E740481C1C}">
+                          <a14:useLocalDpi xmlns:a14="http://schemas.microsoft.com/office/drawing/2010/main"/>
+                        </a:ext>
+                      </a:extLst>
+                    </a:blip>
                     <a:stretch>
                       <a:fillRect/>
                     </a:stretch>
@@ -2062,7 +2137,7 @@
                   <pic:spPr>
                     <a:xfrm>
                       <a:off x="0" y="0"/>
-                      <a:ext cx="5400040" cy="316865"/>
+                      <a:ext cx="5400675" cy="333375"/>
                     </a:xfrm>
                     <a:prstGeom prst="rect">
                       <a:avLst/>
@@ -2075,18 +2150,458 @@
         </w:drawing>
       </w:r>
     </w:p>
-    <w:p/>
     <w:p>
       <w:pPr>
+        <w:pStyle w:val="Normal"/>
+      </w:pPr>
+      <w:r>
+        <w:rPr/>
+        <w:t>Tabela locacoes:</w:t>
+      </w:r>
+    </w:p>
+    <w:p>
+      <w:pPr>
+        <w:pStyle w:val="Normal"/>
+      </w:pPr>
+      <w:r>
+        <w:drawing>
+          <wp:inline wp14:editId="108BCE7D" wp14:anchorId="538EBCC8">
+            <wp:extent cx="5400675" cy="333375"/>
+            <wp:effectExtent l="0" t="0" r="0" b="0"/>
+            <wp:docPr id="423668939" name="drawing"/>
+            <wp:cNvGraphicFramePr>
+              <a:graphicFrameLocks noChangeAspect="1"/>
+            </wp:cNvGraphicFramePr>
+            <a:graphic>
+              <a:graphicData xmlns:a="http://schemas.openxmlformats.org/drawingml/2006/main" uri="http://schemas.openxmlformats.org/drawingml/2006/picture">
+                <pic:pic xmlns:pic="http://schemas.openxmlformats.org/drawingml/2006/picture">
+                  <pic:nvPicPr>
+                    <pic:cNvPr id="423668939" name="Picture 423668939"/>
+                    <pic:cNvPicPr/>
+                  </pic:nvPicPr>
+                  <pic:blipFill>
+                    <a:blip xmlns:r="http://schemas.openxmlformats.org/officeDocument/2006/relationships" r:embed="rId953412555">
+                      <a:extLst>
+                        <a:ext uri="{28A0092B-C50C-407E-A947-70E740481C1C}">
+                          <a14:useLocalDpi xmlns:a14="http://schemas.microsoft.com/office/drawing/2010/main"/>
+                        </a:ext>
+                      </a:extLst>
+                    </a:blip>
+                    <a:stretch>
+                      <a:fillRect/>
+                    </a:stretch>
+                  </pic:blipFill>
+                  <pic:spPr>
+                    <a:xfrm>
+                      <a:off x="0" y="0"/>
+                      <a:ext cx="5400675" cy="333375"/>
+                    </a:xfrm>
+                    <a:prstGeom prst="rect">
+                      <a:avLst/>
+                    </a:prstGeom>
+                  </pic:spPr>
+                </pic:pic>
+              </a:graphicData>
+            </a:graphic>
+          </wp:inline>
+        </w:drawing>
+      </w:r>
+    </w:p>
+    <w:p xmlns:wp14="http://schemas.microsoft.com/office/word/2010/wordml" wp14:textId="4183620C"/>
+    <w:p>
+      <w:pPr>
+        <w:pStyle w:val="Normal"/>
+        <w:rPr>
+          <w:rFonts w:ascii="Roboto" w:hAnsi="Roboto" w:eastAsia="Roboto" w:cs="Roboto"/>
+          <w:b w:val="0"/>
+          <w:bCs w:val="0"/>
+          <w:i w:val="0"/>
+          <w:iCs w:val="0"/>
+          <w:caps w:val="0"/>
+          <w:smallCaps w:val="0"/>
+          <w:noProof w:val="0"/>
+          <w:color w:val="1F1F1F"/>
+          <w:sz w:val="21"/>
+          <w:szCs w:val="21"/>
+          <w:lang w:val="pt-BR"/>
+        </w:rPr>
+      </w:pPr>
+    </w:p>
+    <w:p>
+      <w:pPr>
+        <w:pStyle w:val="Normal"/>
+        <w:rPr>
+          <w:rFonts w:ascii="Calibri" w:hAnsi="Calibri" w:eastAsia="Calibri" w:cs="Calibri"/>
+          <w:noProof w:val="0"/>
+          <w:sz w:val="22"/>
+          <w:szCs w:val="22"/>
+          <w:lang w:val="pt-BR"/>
+        </w:rPr>
+      </w:pPr>
+      <w:r>
+        <w:rPr>
+          <w:rFonts w:ascii="Roboto" w:hAnsi="Roboto" w:eastAsia="Roboto" w:cs="Roboto"/>
+          <w:b w:val="0"/>
+          <w:bCs w:val="0"/>
+          <w:i w:val="0"/>
+          <w:iCs w:val="0"/>
+          <w:caps w:val="0"/>
+          <w:smallCaps w:val="0"/>
+          <w:noProof w:val="0"/>
+          <w:color w:val="1F1F1F"/>
+          <w:sz w:val="21"/>
+          <w:szCs w:val="21"/>
+          <w:lang w:val="pt-BR"/>
+        </w:rPr>
+        <w:t>6) Criar o Procedimento Devolver_Filme</w:t>
+      </w:r>
+      <w:r>
+        <w:br/>
+      </w:r>
+      <w:r>
+        <w:rPr>
+          <w:rFonts w:ascii="Roboto" w:hAnsi="Roboto" w:eastAsia="Roboto" w:cs="Roboto"/>
+          <w:b w:val="0"/>
+          <w:bCs w:val="0"/>
+          <w:i w:val="0"/>
+          <w:iCs w:val="0"/>
+          <w:caps w:val="0"/>
+          <w:smallCaps w:val="0"/>
+          <w:noProof w:val="0"/>
+          <w:color w:val="1F1F1F"/>
+          <w:sz w:val="21"/>
+          <w:szCs w:val="21"/>
+          <w:lang w:val="pt-BR"/>
+        </w:rPr>
+        <w:t xml:space="preserve">   Parametrizar </w:t>
+      </w:r>
+      <w:r>
+        <w:rPr>
+          <w:rFonts w:ascii="Roboto" w:hAnsi="Roboto" w:eastAsia="Roboto" w:cs="Roboto"/>
+          <w:b w:val="0"/>
+          <w:bCs w:val="0"/>
+          <w:i w:val="0"/>
+          <w:iCs w:val="0"/>
+          <w:caps w:val="0"/>
+          <w:smallCaps w:val="0"/>
+          <w:noProof w:val="0"/>
+          <w:color w:val="1F1F1F"/>
+          <w:sz w:val="21"/>
+          <w:szCs w:val="21"/>
+          <w:lang w:val="pt-BR"/>
+        </w:rPr>
+        <w:t>ID_Locacao</w:t>
+      </w:r>
+      <w:r>
+        <w:rPr>
+          <w:rFonts w:ascii="Roboto" w:hAnsi="Roboto" w:eastAsia="Roboto" w:cs="Roboto"/>
+          <w:b w:val="0"/>
+          <w:bCs w:val="0"/>
+          <w:i w:val="0"/>
+          <w:iCs w:val="0"/>
+          <w:caps w:val="0"/>
+          <w:smallCaps w:val="0"/>
+          <w:noProof w:val="0"/>
+          <w:color w:val="1F1F1F"/>
+          <w:sz w:val="21"/>
+          <w:szCs w:val="21"/>
+          <w:lang w:val="pt-BR"/>
+        </w:rPr>
+        <w:t>.</w:t>
+      </w:r>
+      <w:r>
+        <w:br/>
+      </w:r>
+      <w:r>
+        <w:rPr>
+          <w:rFonts w:ascii="Roboto" w:hAnsi="Roboto" w:eastAsia="Roboto" w:cs="Roboto"/>
+          <w:b w:val="0"/>
+          <w:bCs w:val="0"/>
+          <w:i w:val="0"/>
+          <w:iCs w:val="0"/>
+          <w:caps w:val="0"/>
+          <w:smallCaps w:val="0"/>
+          <w:noProof w:val="0"/>
+          <w:color w:val="1F1F1F"/>
+          <w:sz w:val="21"/>
+          <w:szCs w:val="21"/>
+          <w:lang w:val="pt-BR"/>
+        </w:rPr>
+        <w:t xml:space="preserve">   O procedimento deverá alterar a tabela de locações</w:t>
+      </w:r>
+      <w:r>
+        <w:br/>
+      </w:r>
+      <w:r>
+        <w:rPr>
+          <w:rFonts w:ascii="Roboto" w:hAnsi="Roboto" w:eastAsia="Roboto" w:cs="Roboto"/>
+          <w:b w:val="0"/>
+          <w:bCs w:val="0"/>
+          <w:i w:val="0"/>
+          <w:iCs w:val="0"/>
+          <w:caps w:val="0"/>
+          <w:smallCaps w:val="0"/>
+          <w:noProof w:val="0"/>
+          <w:color w:val="1F1F1F"/>
+          <w:sz w:val="21"/>
+          <w:szCs w:val="21"/>
+          <w:lang w:val="pt-BR"/>
+        </w:rPr>
+        <w:t xml:space="preserve">   registrando a Data de Devolução a partir do sistema</w:t>
+      </w:r>
+      <w:r>
+        <w:br/>
+      </w:r>
+      <w:r>
+        <w:rPr>
+          <w:rFonts w:ascii="Roboto" w:hAnsi="Roboto" w:eastAsia="Roboto" w:cs="Roboto"/>
+          <w:b w:val="0"/>
+          <w:bCs w:val="0"/>
+          <w:i w:val="0"/>
+          <w:iCs w:val="0"/>
+          <w:caps w:val="0"/>
+          <w:smallCaps w:val="0"/>
+          <w:noProof w:val="0"/>
+          <w:color w:val="1F1F1F"/>
+          <w:sz w:val="21"/>
+          <w:szCs w:val="21"/>
+          <w:lang w:val="pt-BR"/>
+        </w:rPr>
+        <w:t xml:space="preserve">   e voltar o Status do Filme para 'Disponível'</w:t>
+      </w:r>
+    </w:p>
+    <w:p>
+      <w:pPr>
+        <w:pStyle w:val="Normal"/>
+      </w:pPr>
+      <w:r>
+        <w:drawing>
+          <wp:inline wp14:editId="0F8298D7" wp14:anchorId="0FA6A15A">
+            <wp:extent cx="5400675" cy="2114550"/>
+            <wp:effectExtent l="0" t="0" r="0" b="0"/>
+            <wp:docPr id="348773123" name="drawing"/>
+            <wp:cNvGraphicFramePr>
+              <a:graphicFrameLocks noChangeAspect="1"/>
+            </wp:cNvGraphicFramePr>
+            <a:graphic>
+              <a:graphicData xmlns:a="http://schemas.openxmlformats.org/drawingml/2006/main" uri="http://schemas.openxmlformats.org/drawingml/2006/picture">
+                <pic:pic xmlns:pic="http://schemas.openxmlformats.org/drawingml/2006/picture">
+                  <pic:nvPicPr>
+                    <pic:cNvPr id="348773123" name="Picture 348773123"/>
+                    <pic:cNvPicPr/>
+                  </pic:nvPicPr>
+                  <pic:blipFill>
+                    <a:blip xmlns:r="http://schemas.openxmlformats.org/officeDocument/2006/relationships" r:embed="rId1996408340">
+                      <a:extLst>
+                        <a:ext uri="{28A0092B-C50C-407E-A947-70E740481C1C}">
+                          <a14:useLocalDpi xmlns:a14="http://schemas.microsoft.com/office/drawing/2010/main"/>
+                        </a:ext>
+                      </a:extLst>
+                    </a:blip>
+                    <a:stretch>
+                      <a:fillRect/>
+                    </a:stretch>
+                  </pic:blipFill>
+                  <pic:spPr>
+                    <a:xfrm>
+                      <a:off x="0" y="0"/>
+                      <a:ext cx="5400675" cy="2114550"/>
+                    </a:xfrm>
+                    <a:prstGeom prst="rect">
+                      <a:avLst/>
+                    </a:prstGeom>
+                  </pic:spPr>
+                </pic:pic>
+              </a:graphicData>
+            </a:graphic>
+          </wp:inline>
+        </w:drawing>
+      </w:r>
+    </w:p>
+    <w:p>
+      <w:pPr>
+        <w:pStyle w:val="Normal"/>
+      </w:pPr>
+      <w:r>
+        <w:drawing>
+          <wp:inline wp14:editId="512DCDFF" wp14:anchorId="3ED36E11">
+            <wp:extent cx="3772426" cy="304843"/>
+            <wp:effectExtent l="0" t="0" r="0" b="0"/>
+            <wp:docPr id="1096651879" name="drawing"/>
+            <wp:cNvGraphicFramePr>
+              <a:graphicFrameLocks noChangeAspect="1"/>
+            </wp:cNvGraphicFramePr>
+            <a:graphic>
+              <a:graphicData xmlns:a="http://schemas.openxmlformats.org/drawingml/2006/main" uri="http://schemas.openxmlformats.org/drawingml/2006/picture">
+                <pic:pic xmlns:pic="http://schemas.openxmlformats.org/drawingml/2006/picture">
+                  <pic:nvPicPr>
+                    <pic:cNvPr id="1096651879" name="Picture 1096651879"/>
+                    <pic:cNvPicPr/>
+                  </pic:nvPicPr>
+                  <pic:blipFill>
+                    <a:blip xmlns:r="http://schemas.openxmlformats.org/officeDocument/2006/relationships" r:embed="rId107095483">
+                      <a:extLst>
+                        <a:ext uri="{28A0092B-C50C-407E-A947-70E740481C1C}">
+                          <a14:useLocalDpi xmlns:a14="http://schemas.microsoft.com/office/drawing/2010/main"/>
+                        </a:ext>
+                      </a:extLst>
+                    </a:blip>
+                    <a:stretch>
+                      <a:fillRect/>
+                    </a:stretch>
+                  </pic:blipFill>
+                  <pic:spPr>
+                    <a:xfrm>
+                      <a:off x="0" y="0"/>
+                      <a:ext cx="3772426" cy="304843"/>
+                    </a:xfrm>
+                    <a:prstGeom prst="rect">
+                      <a:avLst/>
+                    </a:prstGeom>
+                  </pic:spPr>
+                </pic:pic>
+              </a:graphicData>
+            </a:graphic>
+          </wp:inline>
+        </w:drawing>
+      </w:r>
+    </w:p>
+    <w:p>
+      <w:pPr>
+        <w:pStyle w:val="Normal"/>
+      </w:pPr>
+      <w:r>
+        <w:rPr/>
+        <w:t>Tabela filmes:</w:t>
+      </w:r>
+    </w:p>
+    <w:p>
+      <w:pPr>
+        <w:pStyle w:val="Normal"/>
+      </w:pPr>
+      <w:r>
+        <w:drawing>
+          <wp:inline wp14:editId="37DFD720" wp14:anchorId="3011B2C3">
+            <wp:extent cx="5400675" cy="371475"/>
+            <wp:effectExtent l="0" t="0" r="0" b="0"/>
+            <wp:docPr id="1899860834" name="drawing"/>
+            <wp:cNvGraphicFramePr>
+              <a:graphicFrameLocks noChangeAspect="1"/>
+            </wp:cNvGraphicFramePr>
+            <a:graphic>
+              <a:graphicData xmlns:a="http://schemas.openxmlformats.org/drawingml/2006/main" uri="http://schemas.openxmlformats.org/drawingml/2006/picture">
+                <pic:pic xmlns:pic="http://schemas.openxmlformats.org/drawingml/2006/picture">
+                  <pic:nvPicPr>
+                    <pic:cNvPr id="1899860834" name="Picture 1899860834"/>
+                    <pic:cNvPicPr/>
+                  </pic:nvPicPr>
+                  <pic:blipFill>
+                    <a:blip xmlns:r="http://schemas.openxmlformats.org/officeDocument/2006/relationships" r:embed="rId820202014">
+                      <a:extLst>
+                        <a:ext uri="{28A0092B-C50C-407E-A947-70E740481C1C}">
+                          <a14:useLocalDpi xmlns:a14="http://schemas.microsoft.com/office/drawing/2010/main"/>
+                        </a:ext>
+                      </a:extLst>
+                    </a:blip>
+                    <a:stretch>
+                      <a:fillRect/>
+                    </a:stretch>
+                  </pic:blipFill>
+                  <pic:spPr>
+                    <a:xfrm>
+                      <a:off x="0" y="0"/>
+                      <a:ext cx="5400675" cy="371475"/>
+                    </a:xfrm>
+                    <a:prstGeom prst="rect">
+                      <a:avLst/>
+                    </a:prstGeom>
+                  </pic:spPr>
+                </pic:pic>
+              </a:graphicData>
+            </a:graphic>
+          </wp:inline>
+        </w:drawing>
+      </w:r>
+    </w:p>
+    <w:p>
+      <w:pPr>
+        <w:pStyle w:val="Normal"/>
+      </w:pPr>
+      <w:r>
+        <w:rPr/>
+        <w:t>Tabela locacoes:</w:t>
+      </w:r>
+    </w:p>
+    <w:p>
+      <w:pPr>
+        <w:pStyle w:val="Normal"/>
+      </w:pPr>
+      <w:r>
+        <w:drawing>
+          <wp:inline wp14:editId="3141A8F1" wp14:anchorId="48C1F31F">
+            <wp:extent cx="5400675" cy="323850"/>
+            <wp:effectExtent l="0" t="0" r="0" b="0"/>
+            <wp:docPr id="465827795" name="drawing"/>
+            <wp:cNvGraphicFramePr>
+              <a:graphicFrameLocks noChangeAspect="1"/>
+            </wp:cNvGraphicFramePr>
+            <a:graphic>
+              <a:graphicData xmlns:a="http://schemas.openxmlformats.org/drawingml/2006/main" uri="http://schemas.openxmlformats.org/drawingml/2006/picture">
+                <pic:pic xmlns:pic="http://schemas.openxmlformats.org/drawingml/2006/picture">
+                  <pic:nvPicPr>
+                    <pic:cNvPr id="465827795" name="Picture 465827795"/>
+                    <pic:cNvPicPr/>
+                  </pic:nvPicPr>
+                  <pic:blipFill>
+                    <a:blip xmlns:r="http://schemas.openxmlformats.org/officeDocument/2006/relationships" r:embed="rId625095188">
+                      <a:extLst>
+                        <a:ext uri="{28A0092B-C50C-407E-A947-70E740481C1C}">
+                          <a14:useLocalDpi xmlns:a14="http://schemas.microsoft.com/office/drawing/2010/main"/>
+                        </a:ext>
+                      </a:extLst>
+                    </a:blip>
+                    <a:stretch>
+                      <a:fillRect/>
+                    </a:stretch>
+                  </pic:blipFill>
+                  <pic:spPr>
+                    <a:xfrm>
+                      <a:off x="0" y="0"/>
+                      <a:ext cx="5400675" cy="323850"/>
+                    </a:xfrm>
+                    <a:prstGeom prst="rect">
+                      <a:avLst/>
+                    </a:prstGeom>
+                  </pic:spPr>
+                </pic:pic>
+              </a:graphicData>
+            </a:graphic>
+          </wp:inline>
+        </w:drawing>
+      </w:r>
+    </w:p>
+    <w:p>
+      <w:pPr>
+        <w:pStyle w:val="Normal"/>
+      </w:pPr>
+    </w:p>
+    <w:p>
+      <w:pPr>
+        <w:pStyle w:val="Normal"/>
+      </w:pPr>
+    </w:p>
+    <w:p xmlns:wp14="http://schemas.microsoft.com/office/word/2010/wordml" wp14:textId="77777777"/>
+    <w:p xmlns:wp14="http://schemas.microsoft.com/office/word/2010/wordml" wp14:textId="77777777">
+      <w:pPr>
         <w:rPr>
           <w:u w:val="single"/>
         </w:rPr>
       </w:pPr>
-      <w:bookmarkStart w:id="0" w:name="_GoBack"/>
+      <w:bookmarkStart w:name="_GoBack" w:id="0"/>
       <w:bookmarkEnd w:id="0"/>
     </w:p>
     <w:sectPr>
-      <w:pgSz w:w="11906" w:h="16838"/>
+      <w:pgSz w:w="11906" w:h="16838" w:orient="portrait"/>
       <w:pgMar w:top="1417" w:right="1701" w:bottom="1417" w:left="1701" w:header="708" w:footer="708" w:gutter="0"/>
       <w:cols w:space="708"/>
       <w:docGrid w:linePitch="360"/>
@@ -2095,12 +2610,29 @@
 </w:document>
 </file>
 
+<file path=word/intelligence2.xml><?xml version="1.0" encoding="utf-8"?>
+<int2:intelligence xmlns:int2="http://schemas.microsoft.com/office/intelligence/2020/intelligence">
+  <int2:observations>
+    <int2:textHash int2:hashCode="sFQ84Dv/E6HYYy" int2:id="NrWCAtL9">
+      <int2:state int2:type="spell" int2:value="Rejected"/>
+    </int2:textHash>
+    <int2:textHash int2:hashCode="a5W/8Z7tGu9Z3+" int2:id="czeLx3pW">
+      <int2:state int2:type="spell" int2:value="Rejected"/>
+    </int2:textHash>
+    <int2:textHash int2:hashCode="UqE/FjxSdw3kw0" int2:id="6ebjfbL1">
+      <int2:state int2:type="spell" int2:value="Rejected"/>
+    </int2:textHash>
+  </int2:observations>
+  <int2:intelligenceSettings/>
+</int2:intelligence>
+</file>
+
 <file path=word/styles.xml><?xml version="1.0" encoding="utf-8"?>
-<w:styles xmlns:mc="http://schemas.openxmlformats.org/markup-compatibility/2006" xmlns:r="http://schemas.openxmlformats.org/officeDocument/2006/relationships" xmlns:w="http://schemas.openxmlformats.org/wordprocessingml/2006/main" xmlns:w14="http://schemas.microsoft.com/office/word/2010/wordml" xmlns:w15="http://schemas.microsoft.com/office/word/2012/wordml" xmlns:w16cid="http://schemas.microsoft.com/office/word/2016/wordml/cid" xmlns:w16se="http://schemas.microsoft.com/office/word/2015/wordml/symex" mc:Ignorable="w14 w15 w16se w16cid">
+<w:styles xmlns:wp14="http://schemas.microsoft.com/office/word/2010/wordprocessingDrawing" xmlns:mc="http://schemas.openxmlformats.org/markup-compatibility/2006" xmlns:r="http://schemas.openxmlformats.org/officeDocument/2006/relationships" xmlns:w="http://schemas.openxmlformats.org/wordprocessingml/2006/main" xmlns:w14="http://schemas.microsoft.com/office/word/2010/wordml" xmlns:w15="http://schemas.microsoft.com/office/word/2012/wordml" xmlns:w16cid="http://schemas.microsoft.com/office/word/2016/wordml/cid" xmlns:w16se="http://schemas.microsoft.com/office/word/2015/wordml/symex" mc:Ignorable="w14 w15 w16se w16cid wp14">
   <w:docDefaults>
     <w:rPrDefault>
       <w:rPr>
-        <w:rFonts w:asciiTheme="minorHAnsi" w:eastAsiaTheme="minorHAnsi" w:hAnsiTheme="minorHAnsi" w:cstheme="minorBidi"/>
+        <w:rFonts w:asciiTheme="minorHAnsi" w:hAnsiTheme="minorHAnsi" w:eastAsiaTheme="minorHAnsi" w:cstheme="minorBidi"/>
         <w:sz w:val="22"/>
         <w:szCs w:val="22"/>
         <w:lang w:val="pt-BR" w:eastAsia="en-US" w:bidi="ar-SA"/>
@@ -2115,14 +2647,14 @@
   <w:latentStyles w:defLockedState="0" w:defUIPriority="99" w:defSemiHidden="0" w:defUnhideWhenUsed="0" w:defQFormat="0" w:count="375">
     <w:lsdException w:name="Normal" w:uiPriority="0" w:qFormat="1"/>
     <w:lsdException w:name="heading 1" w:uiPriority="9" w:qFormat="1"/>
-    <w:lsdException w:name="heading 2" w:semiHidden="1" w:uiPriority="9" w:unhideWhenUsed="1" w:qFormat="1"/>
-    <w:lsdException w:name="heading 3" w:semiHidden="1" w:uiPriority="9" w:unhideWhenUsed="1" w:qFormat="1"/>
-    <w:lsdException w:name="heading 4" w:semiHidden="1" w:uiPriority="9" w:unhideWhenUsed="1" w:qFormat="1"/>
-    <w:lsdException w:name="heading 5" w:semiHidden="1" w:uiPriority="9" w:unhideWhenUsed="1" w:qFormat="1"/>
-    <w:lsdException w:name="heading 6" w:semiHidden="1" w:uiPriority="9" w:unhideWhenUsed="1" w:qFormat="1"/>
-    <w:lsdException w:name="heading 7" w:semiHidden="1" w:uiPriority="9" w:unhideWhenUsed="1" w:qFormat="1"/>
-    <w:lsdException w:name="heading 8" w:semiHidden="1" w:uiPriority="9" w:unhideWhenUsed="1" w:qFormat="1"/>
-    <w:lsdException w:name="heading 9" w:semiHidden="1" w:uiPriority="9" w:unhideWhenUsed="1" w:qFormat="1"/>
+    <w:lsdException w:name="heading 2" w:uiPriority="9" w:semiHidden="1" w:unhideWhenUsed="1" w:qFormat="1"/>
+    <w:lsdException w:name="heading 3" w:uiPriority="9" w:semiHidden="1" w:unhideWhenUsed="1" w:qFormat="1"/>
+    <w:lsdException w:name="heading 4" w:uiPriority="9" w:semiHidden="1" w:unhideWhenUsed="1" w:qFormat="1"/>
+    <w:lsdException w:name="heading 5" w:uiPriority="9" w:semiHidden="1" w:unhideWhenUsed="1" w:qFormat="1"/>
+    <w:lsdException w:name="heading 6" w:uiPriority="9" w:semiHidden="1" w:unhideWhenUsed="1" w:qFormat="1"/>
+    <w:lsdException w:name="heading 7" w:uiPriority="9" w:semiHidden="1" w:unhideWhenUsed="1" w:qFormat="1"/>
+    <w:lsdException w:name="heading 8" w:uiPriority="9" w:semiHidden="1" w:unhideWhenUsed="1" w:qFormat="1"/>
+    <w:lsdException w:name="heading 9" w:uiPriority="9" w:semiHidden="1" w:unhideWhenUsed="1" w:qFormat="1"/>
     <w:lsdException w:name="index 1" w:semiHidden="1" w:unhideWhenUsed="1"/>
     <w:lsdException w:name="index 2" w:semiHidden="1" w:unhideWhenUsed="1"/>
     <w:lsdException w:name="index 3" w:semiHidden="1" w:unhideWhenUsed="1"/>
@@ -2132,22 +2664,22 @@
     <w:lsdException w:name="index 7" w:semiHidden="1" w:unhideWhenUsed="1"/>
     <w:lsdException w:name="index 8" w:semiHidden="1" w:unhideWhenUsed="1"/>
     <w:lsdException w:name="index 9" w:semiHidden="1" w:unhideWhenUsed="1"/>
-    <w:lsdException w:name="toc 1" w:semiHidden="1" w:uiPriority="39" w:unhideWhenUsed="1"/>
-    <w:lsdException w:name="toc 2" w:semiHidden="1" w:uiPriority="39" w:unhideWhenUsed="1"/>
-    <w:lsdException w:name="toc 3" w:semiHidden="1" w:uiPriority="39" w:unhideWhenUsed="1"/>
-    <w:lsdException w:name="toc 4" w:semiHidden="1" w:uiPriority="39" w:unhideWhenUsed="1"/>
-    <w:lsdException w:name="toc 5" w:semiHidden="1" w:uiPriority="39" w:unhideWhenUsed="1"/>
-    <w:lsdException w:name="toc 6" w:semiHidden="1" w:uiPriority="39" w:unhideWhenUsed="1"/>
-    <w:lsdException w:name="toc 7" w:semiHidden="1" w:uiPriority="39" w:unhideWhenUsed="1"/>
-    <w:lsdException w:name="toc 8" w:semiHidden="1" w:uiPriority="39" w:unhideWhenUsed="1"/>
-    <w:lsdException w:name="toc 9" w:semiHidden="1" w:uiPriority="39" w:unhideWhenUsed="1"/>
+    <w:lsdException w:name="toc 1" w:uiPriority="39" w:semiHidden="1" w:unhideWhenUsed="1"/>
+    <w:lsdException w:name="toc 2" w:uiPriority="39" w:semiHidden="1" w:unhideWhenUsed="1"/>
+    <w:lsdException w:name="toc 3" w:uiPriority="39" w:semiHidden="1" w:unhideWhenUsed="1"/>
+    <w:lsdException w:name="toc 4" w:uiPriority="39" w:semiHidden="1" w:unhideWhenUsed="1"/>
+    <w:lsdException w:name="toc 5" w:uiPriority="39" w:semiHidden="1" w:unhideWhenUsed="1"/>
+    <w:lsdException w:name="toc 6" w:uiPriority="39" w:semiHidden="1" w:unhideWhenUsed="1"/>
+    <w:lsdException w:name="toc 7" w:uiPriority="39" w:semiHidden="1" w:unhideWhenUsed="1"/>
+    <w:lsdException w:name="toc 8" w:uiPriority="39" w:semiHidden="1" w:unhideWhenUsed="1"/>
+    <w:lsdException w:name="toc 9" w:uiPriority="39" w:semiHidden="1" w:unhideWhenUsed="1"/>
     <w:lsdException w:name="Normal Indent" w:semiHidden="1" w:unhideWhenUsed="1"/>
     <w:lsdException w:name="footnote text" w:semiHidden="1" w:unhideWhenUsed="1"/>
     <w:lsdException w:name="annotation text" w:semiHidden="1" w:unhideWhenUsed="1"/>
     <w:lsdException w:name="header" w:semiHidden="1" w:unhideWhenUsed="1"/>
     <w:lsdException w:name="footer" w:semiHidden="1" w:unhideWhenUsed="1"/>
     <w:lsdException w:name="index heading" w:semiHidden="1" w:unhideWhenUsed="1"/>
-    <w:lsdException w:name="caption" w:semiHidden="1" w:uiPriority="35" w:unhideWhenUsed="1" w:qFormat="1"/>
+    <w:lsdException w:name="caption" w:uiPriority="35" w:semiHidden="1" w:unhideWhenUsed="1" w:qFormat="1"/>
     <w:lsdException w:name="table of figures" w:semiHidden="1" w:unhideWhenUsed="1"/>
     <w:lsdException w:name="envelope address" w:semiHidden="1" w:unhideWhenUsed="1"/>
     <w:lsdException w:name="envelope return" w:semiHidden="1" w:unhideWhenUsed="1"/>
@@ -2178,7 +2710,7 @@
     <w:lsdException w:name="Title" w:uiPriority="10" w:qFormat="1"/>
     <w:lsdException w:name="Closing" w:semiHidden="1" w:unhideWhenUsed="1"/>
     <w:lsdException w:name="Signature" w:semiHidden="1" w:unhideWhenUsed="1"/>
-    <w:lsdException w:name="Default Paragraph Font" w:semiHidden="1" w:uiPriority="1" w:unhideWhenUsed="1"/>
+    <w:lsdException w:name="Default Paragraph Font" w:uiPriority="1" w:semiHidden="1" w:unhideWhenUsed="1"/>
     <w:lsdException w:name="Body Text" w:semiHidden="1" w:unhideWhenUsed="1"/>
     <w:lsdException w:name="Body Text Indent" w:semiHidden="1" w:unhideWhenUsed="1"/>
     <w:lsdException w:name="List Continue" w:semiHidden="1" w:unhideWhenUsed="1"/>
@@ -2378,8 +2910,8 @@
     <w:lsdException w:name="Subtle Reference" w:uiPriority="31" w:qFormat="1"/>
     <w:lsdException w:name="Intense Reference" w:uiPriority="32" w:qFormat="1"/>
     <w:lsdException w:name="Book Title" w:uiPriority="33" w:qFormat="1"/>
-    <w:lsdException w:name="Bibliography" w:semiHidden="1" w:uiPriority="37" w:unhideWhenUsed="1"/>
-    <w:lsdException w:name="TOC Heading" w:semiHidden="1" w:uiPriority="39" w:unhideWhenUsed="1" w:qFormat="1"/>
+    <w:lsdException w:name="Bibliography" w:uiPriority="37" w:semiHidden="1" w:unhideWhenUsed="1"/>
+    <w:lsdException w:name="TOC Heading" w:uiPriority="39" w:semiHidden="1" w:unhideWhenUsed="1" w:qFormat="1"/>
     <w:lsdException w:name="Plain Table 1" w:uiPriority="41"/>
     <w:lsdException w:name="Plain Table 2" w:uiPriority="42"/>
     <w:lsdException w:name="Plain Table 3" w:uiPriority="43"/>
@@ -2489,7 +3021,7 @@
     <w:lsdException w:name="Hashtag" w:semiHidden="1" w:unhideWhenUsed="1"/>
     <w:lsdException w:name="Unresolved Mention" w:semiHidden="1" w:unhideWhenUsed="1"/>
   </w:latentStyles>
-  <w:style w:type="paragraph" w:default="1" w:styleId="Normal">
+  <w:style w:type="paragraph" w:styleId="Normal" w:default="1">
     <w:name w:val="Normal"/>
     <w:qFormat/>
   </w:style>
@@ -2508,7 +3040,7 @@
       <w:outlineLvl w:val="0"/>
     </w:pPr>
     <w:rPr>
-      <w:rFonts w:asciiTheme="majorHAnsi" w:eastAsiaTheme="majorEastAsia" w:hAnsiTheme="majorHAnsi" w:cstheme="majorBidi"/>
+      <w:rFonts w:asciiTheme="majorHAnsi" w:hAnsiTheme="majorHAnsi" w:eastAsiaTheme="majorEastAsia" w:cstheme="majorBidi"/>
       <w:color w:val="2F5496" w:themeColor="accent1" w:themeShade="BF"/>
       <w:sz w:val="32"/>
       <w:szCs w:val="32"/>
@@ -2530,19 +3062,19 @@
       <w:outlineLvl w:val="1"/>
     </w:pPr>
     <w:rPr>
-      <w:rFonts w:asciiTheme="majorHAnsi" w:eastAsiaTheme="majorEastAsia" w:hAnsiTheme="majorHAnsi" w:cstheme="majorBidi"/>
+      <w:rFonts w:asciiTheme="majorHAnsi" w:hAnsiTheme="majorHAnsi" w:eastAsiaTheme="majorEastAsia" w:cstheme="majorBidi"/>
       <w:color w:val="2F5496" w:themeColor="accent1" w:themeShade="BF"/>
       <w:sz w:val="26"/>
       <w:szCs w:val="26"/>
     </w:rPr>
   </w:style>
-  <w:style w:type="character" w:default="1" w:styleId="Fontepargpadro">
+  <w:style w:type="character" w:styleId="Fontepargpadro" w:default="1">
     <w:name w:val="Default Paragraph Font"/>
     <w:uiPriority w:val="1"/>
     <w:semiHidden/>
     <w:unhideWhenUsed/>
   </w:style>
-  <w:style w:type="table" w:default="1" w:styleId="Tabelanormal">
+  <w:style w:type="table" w:styleId="Tabelanormal" w:default="1">
     <w:name w:val="Normal Table"/>
     <w:uiPriority w:val="99"/>
     <w:semiHidden/>
@@ -2557,33 +3089,33 @@
       </w:tblCellMar>
     </w:tblPr>
   </w:style>
-  <w:style w:type="numbering" w:default="1" w:styleId="Semlista">
+  <w:style w:type="numbering" w:styleId="Semlista" w:default="1">
     <w:name w:val="No List"/>
     <w:uiPriority w:val="99"/>
     <w:semiHidden/>
     <w:unhideWhenUsed/>
   </w:style>
-  <w:style w:type="character" w:customStyle="1" w:styleId="Ttulo1Char">
+  <w:style w:type="character" w:styleId="Ttulo1Char" w:customStyle="1">
     <w:name w:val="Título 1 Char"/>
     <w:basedOn w:val="Fontepargpadro"/>
     <w:link w:val="Ttulo1"/>
     <w:uiPriority w:val="9"/>
     <w:rsid w:val="00D93849"/>
     <w:rPr>
-      <w:rFonts w:asciiTheme="majorHAnsi" w:eastAsiaTheme="majorEastAsia" w:hAnsiTheme="majorHAnsi" w:cstheme="majorBidi"/>
+      <w:rFonts w:asciiTheme="majorHAnsi" w:hAnsiTheme="majorHAnsi" w:eastAsiaTheme="majorEastAsia" w:cstheme="majorBidi"/>
       <w:color w:val="2F5496" w:themeColor="accent1" w:themeShade="BF"/>
       <w:sz w:val="32"/>
       <w:szCs w:val="32"/>
     </w:rPr>
   </w:style>
-  <w:style w:type="character" w:customStyle="1" w:styleId="Ttulo2Char">
+  <w:style w:type="character" w:styleId="Ttulo2Char" w:customStyle="1">
     <w:name w:val="Título 2 Char"/>
     <w:basedOn w:val="Fontepargpadro"/>
     <w:link w:val="Ttulo2"/>
     <w:uiPriority w:val="9"/>
     <w:rsid w:val="00D93849"/>
     <w:rPr>
-      <w:rFonts w:asciiTheme="majorHAnsi" w:eastAsiaTheme="majorEastAsia" w:hAnsiTheme="majorHAnsi" w:cstheme="majorBidi"/>
+      <w:rFonts w:asciiTheme="majorHAnsi" w:hAnsiTheme="majorHAnsi" w:eastAsiaTheme="majorEastAsia" w:cstheme="majorBidi"/>
       <w:color w:val="2F5496" w:themeColor="accent1" w:themeShade="BF"/>
       <w:sz w:val="26"/>
       <w:szCs w:val="26"/>
@@ -2593,7 +3125,7 @@
 </file>
 
 <file path=word/theme/theme1.xml><?xml version="1.0" encoding="utf-8"?>
-<a:theme xmlns:a="http://schemas.openxmlformats.org/drawingml/2006/main" name="Tema do Office">
+<a:theme xmlns:a="http://schemas.openxmlformats.org/drawingml/2006/main" xmlns:thm15="http://schemas.microsoft.com/office/thememl/2012/main" name="Tema do Office">
   <a:themeElements>
     <a:clrScheme name="Office">
       <a:dk1>
